--- a/New(1).docx
+++ b/New(1).docx
@@ -5,17 +5,15 @@
   <w:body>
     <w:p>
       <w:pPr>
-        <w:pStyle w:val="p"/>
-        <w:spacing w:after="142"/>
+        <w:spacing w:after="240"/>
       </w:pPr>
       <w:r>
-        <w:t>if config</w:t>
+        <w:t>tcpdump</w:t>
       </w:r>
     </w:p>
     <w:p>
       <w:pPr>
-        <w:pStyle w:val="p"/>
-        <w:spacing w:before="240" w:after="142"/>
+        <w:spacing w:before="240" w:after="240"/>
       </w:pPr>
       <w:r>
         <w:rPr>
@@ -24,7 +22,7 @@
         </w:rPr>
         <w:drawing>
           <wp:inline>
-            <wp:extent cx="5972810" cy="2791188"/>
+            <wp:extent cx="5972810" cy="3218991"/>
             <wp:docPr id="100001" name=""/>
             <wp:cNvGraphicFramePr>
               <a:graphicFrameLocks xmlns:a="http://schemas.openxmlformats.org/drawingml/2006/main" noChangeAspect="1"/>
@@ -47,7 +45,7 @@
                   <pic:spPr>
                     <a:xfrm>
                       <a:off x="0" y="0"/>
-                      <a:ext cx="5972810" cy="2791188"/>
+                      <a:ext cx="5972810" cy="3218991"/>
                     </a:xfrm>
                     <a:prstGeom prst="rect">
                       <a:avLst/>
@@ -59,20 +57,15 @@
           </wp:inline>
         </w:drawing>
       </w:r>
-      <w:r>
-        <w:br/>
-      </w:r>
-      <w:r>
-        <w:br/>
-      </w:r>
-      <w:r>
-        <w:t>ifconfig -a</w:t>
-      </w:r>
     </w:p>
     <w:p>
       <w:pPr>
-        <w:pStyle w:val="p"/>
-        <w:spacing w:before="240" w:after="142"/>
+        <w:spacing w:before="240" w:after="240"/>
+      </w:pPr>
+    </w:p>
+    <w:p>
+      <w:pPr>
+        <w:spacing w:before="240" w:after="240"/>
       </w:pPr>
       <w:r>
         <w:rPr>
@@ -81,7 +74,7 @@
         </w:rPr>
         <w:drawing>
           <wp:inline>
-            <wp:extent cx="5972810" cy="2809744"/>
+            <wp:extent cx="5972810" cy="2116533"/>
             <wp:docPr id="100003" name=""/>
             <wp:cNvGraphicFramePr>
               <a:graphicFrameLocks xmlns:a="http://schemas.openxmlformats.org/drawingml/2006/main" noChangeAspect="1"/>
@@ -104,7 +97,7 @@
                   <pic:spPr>
                     <a:xfrm>
                       <a:off x="0" y="0"/>
-                      <a:ext cx="5972810" cy="2809744"/>
+                      <a:ext cx="5972810" cy="2116533"/>
                     </a:xfrm>
                     <a:prstGeom prst="rect">
                       <a:avLst/>
@@ -116,526 +109,6 @@
           </wp:inline>
         </w:drawing>
       </w:r>
-      <w:r>
-        <w:br/>
-      </w:r>
-      <w:r>
-        <w:br/>
-      </w:r>
-    </w:p>
-    <w:p>
-      <w:pPr>
-        <w:pStyle w:val="p"/>
-        <w:spacing w:before="240" w:after="0" w:line="240" w:lineRule="auto"/>
-      </w:pPr>
-      <w:r>
-        <w:t>ifplugstatus</w:t>
-      </w:r>
-    </w:p>
-    <w:p/>
-    <w:p>
-      <w:pPr>
-        <w:pStyle w:val="p"/>
-        <w:spacing w:before="240" w:after="142"/>
-      </w:pPr>
-      <w:r>
-        <w:rPr>
-          <w:strike w:val="0"/>
-          <w:u w:val="none"/>
-        </w:rPr>
-        <w:drawing>
-          <wp:inline>
-            <wp:extent cx="3543300" cy="581025"/>
-            <wp:docPr id="100005" name=""/>
-            <wp:cNvGraphicFramePr>
-              <a:graphicFrameLocks xmlns:a="http://schemas.openxmlformats.org/drawingml/2006/main" noChangeAspect="1"/>
-            </wp:cNvGraphicFramePr>
-            <a:graphic xmlns:a="http://schemas.openxmlformats.org/drawingml/2006/main">
-              <a:graphicData uri="http://schemas.openxmlformats.org/drawingml/2006/picture">
-                <pic:pic xmlns:pic="http://schemas.openxmlformats.org/drawingml/2006/picture">
-                  <pic:nvPicPr>
-                    <pic:cNvPr id="100005" name=""/>
-                    <pic:cNvPicPr>
-                      <a:picLocks noChangeAspect="1"/>
-                    </pic:cNvPicPr>
-                  </pic:nvPicPr>
-                  <pic:blipFill>
-                    <a:blip xmlns:r="http://schemas.openxmlformats.org/officeDocument/2006/relationships" r:embed="rId6"/>
-                    <a:stretch>
-                      <a:fillRect/>
-                    </a:stretch>
-                  </pic:blipFill>
-                  <pic:spPr>
-                    <a:xfrm>
-                      <a:off x="0" y="0"/>
-                      <a:ext cx="3543300" cy="581025"/>
-                    </a:xfrm>
-                    <a:prstGeom prst="rect">
-                      <a:avLst/>
-                    </a:prstGeom>
-                  </pic:spPr>
-                </pic:pic>
-              </a:graphicData>
-            </a:graphic>
-          </wp:inline>
-        </w:drawing>
-      </w:r>
-      <w:r>
-        <w:br/>
-      </w:r>
-      <w:r>
-        <w:br/>
-      </w:r>
-      <w:r>
-        <w:t>iftop</w:t>
-      </w:r>
-    </w:p>
-    <w:p>
-      <w:pPr>
-        <w:pStyle w:val="p"/>
-        <w:spacing w:before="240" w:after="142"/>
-      </w:pPr>
-      <w:r>
-        <w:br/>
-      </w:r>
-      <w:r>
-        <w:rPr>
-          <w:strike w:val="0"/>
-          <w:u w:val="none"/>
-        </w:rPr>
-        <w:drawing>
-          <wp:inline>
-            <wp:extent cx="5972810" cy="515758"/>
-            <wp:docPr id="100007" name=""/>
-            <wp:cNvGraphicFramePr>
-              <a:graphicFrameLocks xmlns:a="http://schemas.openxmlformats.org/drawingml/2006/main" noChangeAspect="1"/>
-            </wp:cNvGraphicFramePr>
-            <a:graphic xmlns:a="http://schemas.openxmlformats.org/drawingml/2006/main">
-              <a:graphicData uri="http://schemas.openxmlformats.org/drawingml/2006/picture">
-                <pic:pic xmlns:pic="http://schemas.openxmlformats.org/drawingml/2006/picture">
-                  <pic:nvPicPr>
-                    <pic:cNvPr id="100007" name=""/>
-                    <pic:cNvPicPr>
-                      <a:picLocks noChangeAspect="1"/>
-                    </pic:cNvPicPr>
-                  </pic:nvPicPr>
-                  <pic:blipFill>
-                    <a:blip xmlns:r="http://schemas.openxmlformats.org/officeDocument/2006/relationships" r:embed="rId7"/>
-                    <a:stretch>
-                      <a:fillRect/>
-                    </a:stretch>
-                  </pic:blipFill>
-                  <pic:spPr>
-                    <a:xfrm>
-                      <a:off x="0" y="0"/>
-                      <a:ext cx="5972810" cy="515758"/>
-                    </a:xfrm>
-                    <a:prstGeom prst="rect">
-                      <a:avLst/>
-                    </a:prstGeom>
-                  </pic:spPr>
-                </pic:pic>
-              </a:graphicData>
-            </a:graphic>
-          </wp:inline>
-        </w:drawing>
-      </w:r>
-    </w:p>
-    <w:p>
-      <w:pPr>
-        <w:pStyle w:val="p"/>
-        <w:spacing w:before="240" w:after="142"/>
-      </w:pPr>
-    </w:p>
-    <w:p>
-      <w:pPr>
-        <w:pStyle w:val="p"/>
-        <w:spacing w:before="240" w:after="142"/>
-      </w:pPr>
-      <w:r>
-        <w:t>ping</w:t>
-      </w:r>
-    </w:p>
-    <w:p>
-      <w:pPr>
-        <w:pStyle w:val="p"/>
-        <w:spacing w:before="240" w:after="142"/>
-      </w:pPr>
-    </w:p>
-    <w:p>
-      <w:pPr>
-        <w:pStyle w:val="p"/>
-        <w:spacing w:before="240" w:after="142"/>
-      </w:pPr>
-      <w:r>
-        <w:rPr>
-          <w:strike w:val="0"/>
-          <w:u w:val="none"/>
-        </w:rPr>
-        <w:drawing>
-          <wp:inline>
-            <wp:extent cx="5972810" cy="946472"/>
-            <wp:docPr id="100009" name=""/>
-            <wp:cNvGraphicFramePr>
-              <a:graphicFrameLocks xmlns:a="http://schemas.openxmlformats.org/drawingml/2006/main" noChangeAspect="1"/>
-            </wp:cNvGraphicFramePr>
-            <a:graphic xmlns:a="http://schemas.openxmlformats.org/drawingml/2006/main">
-              <a:graphicData uri="http://schemas.openxmlformats.org/drawingml/2006/picture">
-                <pic:pic xmlns:pic="http://schemas.openxmlformats.org/drawingml/2006/picture">
-                  <pic:nvPicPr>
-                    <pic:cNvPr id="100009" name=""/>
-                    <pic:cNvPicPr>
-                      <a:picLocks noChangeAspect="1"/>
-                    </pic:cNvPicPr>
-                  </pic:nvPicPr>
-                  <pic:blipFill>
-                    <a:blip xmlns:r="http://schemas.openxmlformats.org/officeDocument/2006/relationships" r:embed="rId8"/>
-                    <a:stretch>
-                      <a:fillRect/>
-                    </a:stretch>
-                  </pic:blipFill>
-                  <pic:spPr>
-                    <a:xfrm>
-                      <a:off x="0" y="0"/>
-                      <a:ext cx="5972810" cy="946472"/>
-                    </a:xfrm>
-                    <a:prstGeom prst="rect">
-                      <a:avLst/>
-                    </a:prstGeom>
-                  </pic:spPr>
-                </pic:pic>
-              </a:graphicData>
-            </a:graphic>
-          </wp:inline>
-        </w:drawing>
-      </w:r>
-    </w:p>
-    <w:p>
-      <w:pPr>
-        <w:pStyle w:val="p"/>
-        <w:spacing w:before="240" w:after="142"/>
-      </w:pPr>
-    </w:p>
-    <w:p>
-      <w:pPr>
-        <w:pStyle w:val="p"/>
-        <w:spacing w:before="240" w:after="142"/>
-      </w:pPr>
-      <w:r>
-        <w:t>ip </w:t>
-      </w:r>
-    </w:p>
-    <w:p>
-      <w:pPr>
-        <w:pStyle w:val="p"/>
-        <w:spacing w:before="240" w:after="142"/>
-      </w:pPr>
-    </w:p>
-    <w:p>
-      <w:pPr>
-        <w:pStyle w:val="p"/>
-        <w:spacing w:before="240" w:after="142"/>
-      </w:pPr>
-      <w:r>
-        <w:rPr>
-          <w:strike w:val="0"/>
-          <w:u w:val="none"/>
-        </w:rPr>
-        <w:drawing>
-          <wp:inline>
-            <wp:extent cx="5972810" cy="2224395"/>
-            <wp:docPr id="100011" name=""/>
-            <wp:cNvGraphicFramePr>
-              <a:graphicFrameLocks xmlns:a="http://schemas.openxmlformats.org/drawingml/2006/main" noChangeAspect="1"/>
-            </wp:cNvGraphicFramePr>
-            <a:graphic xmlns:a="http://schemas.openxmlformats.org/drawingml/2006/main">
-              <a:graphicData uri="http://schemas.openxmlformats.org/drawingml/2006/picture">
-                <pic:pic xmlns:pic="http://schemas.openxmlformats.org/drawingml/2006/picture">
-                  <pic:nvPicPr>
-                    <pic:cNvPr id="100011" name=""/>
-                    <pic:cNvPicPr>
-                      <a:picLocks noChangeAspect="1"/>
-                    </pic:cNvPicPr>
-                  </pic:nvPicPr>
-                  <pic:blipFill>
-                    <a:blip xmlns:r="http://schemas.openxmlformats.org/officeDocument/2006/relationships" r:embed="rId9"/>
-                    <a:stretch>
-                      <a:fillRect/>
-                    </a:stretch>
-                  </pic:blipFill>
-                  <pic:spPr>
-                    <a:xfrm>
-                      <a:off x="0" y="0"/>
-                      <a:ext cx="5972810" cy="2224395"/>
-                    </a:xfrm>
-                    <a:prstGeom prst="rect">
-                      <a:avLst/>
-                    </a:prstGeom>
-                  </pic:spPr>
-                </pic:pic>
-              </a:graphicData>
-            </a:graphic>
-          </wp:inline>
-        </w:drawing>
-      </w:r>
-    </w:p>
-    <w:p>
-      <w:pPr>
-        <w:pStyle w:val="p"/>
-        <w:spacing w:before="240" w:after="142"/>
-      </w:pPr>
-    </w:p>
-    <w:p>
-      <w:pPr>
-        <w:pStyle w:val="p"/>
-        <w:spacing w:before="240" w:after="142"/>
-      </w:pPr>
-      <w:r>
-        <w:br/>
-      </w:r>
-      <w:r>
-        <w:t>traceroute</w:t>
-      </w:r>
-    </w:p>
-    <w:p>
-      <w:pPr>
-        <w:pStyle w:val="p"/>
-        <w:spacing w:before="240" w:after="142"/>
-      </w:pPr>
-    </w:p>
-    <w:p>
-      <w:pPr>
-        <w:pStyle w:val="p"/>
-        <w:spacing w:before="240" w:after="142"/>
-      </w:pPr>
-      <w:r>
-        <w:rPr>
-          <w:strike w:val="0"/>
-          <w:u w:val="none"/>
-        </w:rPr>
-        <w:drawing>
-          <wp:inline>
-            <wp:extent cx="5962650" cy="1552575"/>
-            <wp:docPr id="100013" name=""/>
-            <wp:cNvGraphicFramePr>
-              <a:graphicFrameLocks xmlns:a="http://schemas.openxmlformats.org/drawingml/2006/main" noChangeAspect="1"/>
-            </wp:cNvGraphicFramePr>
-            <a:graphic xmlns:a="http://schemas.openxmlformats.org/drawingml/2006/main">
-              <a:graphicData uri="http://schemas.openxmlformats.org/drawingml/2006/picture">
-                <pic:pic xmlns:pic="http://schemas.openxmlformats.org/drawingml/2006/picture">
-                  <pic:nvPicPr>
-                    <pic:cNvPr id="100013" name=""/>
-                    <pic:cNvPicPr>
-                      <a:picLocks noChangeAspect="1"/>
-                    </pic:cNvPicPr>
-                  </pic:nvPicPr>
-                  <pic:blipFill>
-                    <a:blip xmlns:r="http://schemas.openxmlformats.org/officeDocument/2006/relationships" r:embed="rId10"/>
-                    <a:stretch>
-                      <a:fillRect/>
-                    </a:stretch>
-                  </pic:blipFill>
-                  <pic:spPr>
-                    <a:xfrm>
-                      <a:off x="0" y="0"/>
-                      <a:ext cx="5962650" cy="1552575"/>
-                    </a:xfrm>
-                    <a:prstGeom prst="rect">
-                      <a:avLst/>
-                    </a:prstGeom>
-                  </pic:spPr>
-                </pic:pic>
-              </a:graphicData>
-            </a:graphic>
-          </wp:inline>
-        </w:drawing>
-      </w:r>
-    </w:p>
-    <w:p>
-      <w:pPr>
-        <w:pStyle w:val="p"/>
-        <w:spacing w:before="240" w:after="142"/>
-      </w:pPr>
-    </w:p>
-    <w:p>
-      <w:pPr>
-        <w:pStyle w:val="p"/>
-        <w:spacing w:before="240" w:after="142"/>
-      </w:pPr>
-      <w:r>
-        <w:t>mtr</w:t>
-      </w:r>
-    </w:p>
-    <w:p>
-      <w:pPr>
-        <w:pStyle w:val="p"/>
-        <w:spacing w:before="240" w:after="142"/>
-      </w:pPr>
-      <w:r>
-        <w:rPr>
-          <w:strike w:val="0"/>
-          <w:u w:val="none"/>
-        </w:rPr>
-        <w:drawing>
-          <wp:inline>
-            <wp:extent cx="4162425" cy="257175"/>
-            <wp:docPr id="100015" name=""/>
-            <wp:cNvGraphicFramePr>
-              <a:graphicFrameLocks xmlns:a="http://schemas.openxmlformats.org/drawingml/2006/main" noChangeAspect="1"/>
-            </wp:cNvGraphicFramePr>
-            <a:graphic xmlns:a="http://schemas.openxmlformats.org/drawingml/2006/main">
-              <a:graphicData uri="http://schemas.openxmlformats.org/drawingml/2006/picture">
-                <pic:pic xmlns:pic="http://schemas.openxmlformats.org/drawingml/2006/picture">
-                  <pic:nvPicPr>
-                    <pic:cNvPr id="100015" name=""/>
-                    <pic:cNvPicPr>
-                      <a:picLocks noChangeAspect="1"/>
-                    </pic:cNvPicPr>
-                  </pic:nvPicPr>
-                  <pic:blipFill>
-                    <a:blip xmlns:r="http://schemas.openxmlformats.org/officeDocument/2006/relationships" r:embed="rId11"/>
-                    <a:stretch>
-                      <a:fillRect/>
-                    </a:stretch>
-                  </pic:blipFill>
-                  <pic:spPr>
-                    <a:xfrm>
-                      <a:off x="0" y="0"/>
-                      <a:ext cx="4162425" cy="257175"/>
-                    </a:xfrm>
-                    <a:prstGeom prst="rect">
-                      <a:avLst/>
-                    </a:prstGeom>
-                  </pic:spPr>
-                </pic:pic>
-              </a:graphicData>
-            </a:graphic>
-          </wp:inline>
-        </w:drawing>
-      </w:r>
-    </w:p>
-    <w:p>
-      <w:pPr>
-        <w:pStyle w:val="p"/>
-        <w:spacing w:before="240" w:after="142"/>
-      </w:pPr>
-      <w:r>
-        <w:rPr>
-          <w:strike w:val="0"/>
-          <w:u w:val="none"/>
-        </w:rPr>
-        <w:drawing>
-          <wp:inline>
-            <wp:extent cx="5972810" cy="2045419"/>
-            <wp:docPr id="100017" name=""/>
-            <wp:cNvGraphicFramePr>
-              <a:graphicFrameLocks xmlns:a="http://schemas.openxmlformats.org/drawingml/2006/main" noChangeAspect="1"/>
-            </wp:cNvGraphicFramePr>
-            <a:graphic xmlns:a="http://schemas.openxmlformats.org/drawingml/2006/main">
-              <a:graphicData uri="http://schemas.openxmlformats.org/drawingml/2006/picture">
-                <pic:pic xmlns:pic="http://schemas.openxmlformats.org/drawingml/2006/picture">
-                  <pic:nvPicPr>
-                    <pic:cNvPr id="100017" name=""/>
-                    <pic:cNvPicPr>
-                      <a:picLocks noChangeAspect="1"/>
-                    </pic:cNvPicPr>
-                  </pic:nvPicPr>
-                  <pic:blipFill>
-                    <a:blip xmlns:r="http://schemas.openxmlformats.org/officeDocument/2006/relationships" r:embed="rId12"/>
-                    <a:stretch>
-                      <a:fillRect/>
-                    </a:stretch>
-                  </pic:blipFill>
-                  <pic:spPr>
-                    <a:xfrm>
-                      <a:off x="0" y="0"/>
-                      <a:ext cx="5972810" cy="2045419"/>
-                    </a:xfrm>
-                    <a:prstGeom prst="rect">
-                      <a:avLst/>
-                    </a:prstGeom>
-                  </pic:spPr>
-                </pic:pic>
-              </a:graphicData>
-            </a:graphic>
-          </wp:inline>
-        </w:drawing>
-      </w:r>
-    </w:p>
-    <w:p>
-      <w:pPr>
-        <w:pStyle w:val="p"/>
-        <w:spacing w:before="240" w:after="142"/>
-      </w:pPr>
-    </w:p>
-    <w:p>
-      <w:pPr>
-        <w:pStyle w:val="p"/>
-        <w:spacing w:before="240" w:after="142"/>
-      </w:pPr>
-      <w:r>
-        <w:t>netstat </w:t>
-      </w:r>
-    </w:p>
-    <w:p>
-      <w:pPr>
-        <w:pStyle w:val="p"/>
-        <w:spacing w:before="240" w:after="142"/>
-      </w:pPr>
-    </w:p>
-    <w:p>
-      <w:pPr>
-        <w:pStyle w:val="p"/>
-        <w:spacing w:before="240" w:after="142"/>
-      </w:pPr>
-      <w:r>
-        <w:rPr>
-          <w:strike w:val="0"/>
-          <w:u w:val="none"/>
-        </w:rPr>
-        <w:drawing>
-          <wp:inline>
-            <wp:extent cx="5972810" cy="867516"/>
-            <wp:docPr id="100019" name=""/>
-            <wp:cNvGraphicFramePr>
-              <a:graphicFrameLocks xmlns:a="http://schemas.openxmlformats.org/drawingml/2006/main" noChangeAspect="1"/>
-            </wp:cNvGraphicFramePr>
-            <a:graphic xmlns:a="http://schemas.openxmlformats.org/drawingml/2006/main">
-              <a:graphicData uri="http://schemas.openxmlformats.org/drawingml/2006/picture">
-                <pic:pic xmlns:pic="http://schemas.openxmlformats.org/drawingml/2006/picture">
-                  <pic:nvPicPr>
-                    <pic:cNvPr id="100019" name=""/>
-                    <pic:cNvPicPr>
-                      <a:picLocks noChangeAspect="1"/>
-                    </pic:cNvPicPr>
-                  </pic:nvPicPr>
-                  <pic:blipFill>
-                    <a:blip xmlns:r="http://schemas.openxmlformats.org/officeDocument/2006/relationships" r:embed="rId13"/>
-                    <a:stretch>
-                      <a:fillRect/>
-                    </a:stretch>
-                  </pic:blipFill>
-                  <pic:spPr>
-                    <a:xfrm>
-                      <a:off x="0" y="0"/>
-                      <a:ext cx="5972810" cy="867516"/>
-                    </a:xfrm>
-                    <a:prstGeom prst="rect">
-                      <a:avLst/>
-                    </a:prstGeom>
-                  </pic:spPr>
-                </pic:pic>
-              </a:graphicData>
-            </a:graphic>
-          </wp:inline>
-        </w:drawing>
-      </w:r>
-    </w:p>
-    <w:p>
-      <w:pPr>
-        <w:pStyle w:val="p"/>
-        <w:spacing w:before="240" w:after="142"/>
-      </w:pPr>
     </w:p>
     <w:sectPr>
       <w:pgMar w:header="708" w:footer="708"/>
@@ -1028,13 +501,6 @@
       <w:color w:val="1F3763" w:themeShade="7F"/>
     </w:rPr>
   </w:style>
-  <w:style w:type="paragraph" w:customStyle="1" w:styleId="p">
-    <w:name w:val="p"/>
-    <w:basedOn w:val="Normal"/>
-    <w:pPr>
-      <w:spacing w:line="276" w:lineRule="auto"/>
-    </w:pPr>
-  </w:style>
 </w:styles>
 </file>
 
